--- a/LAPORAN_UAS_FORMAT_SKRIPSI.docx
+++ b/LAPORAN_UAS_FORMAT_SKRIPSI.docx
@@ -1899,37 +1899,43 @@
       <w:pPr>
         <w:spacing w:before="160" w:after="80"/>
       </w:pPr>
-      <w:r>
-        <w:rPr>
-          <w:b/>
-          <w:u w:val="single"/>
-        </w:rPr>
-        <w:t>1. Kelas Model Kamar (`entity/Kamar.java`)</w:t>
-      </w:r>
+      <w:hyperlink r:id="rId10" w:history="1">
+        <w:r>
+          <w:rPr>
+            <w:rStyle w:val="Hyperlink"/>
+            <w:b/>
+          </w:rPr>
+          <w:t>1. Kelas Model Kamar (`entity/Kamar.java`)</w:t>
+        </w:r>
+      </w:hyperlink>
     </w:p>
     <w:p>
       <w:pPr>
         <w:spacing w:before="160" w:after="80"/>
       </w:pPr>
-      <w:r>
-        <w:rPr>
-          <w:b/>
-          <w:u w:val="single"/>
-        </w:rPr>
-        <w:t>2. Kelas Model Reservasi (`entity/Reservasi.java`)</w:t>
-      </w:r>
+      <w:hyperlink r:id="rId11" w:history="1">
+        <w:r>
+          <w:rPr>
+            <w:rStyle w:val="Hyperlink"/>
+            <w:b/>
+          </w:rPr>
+          <w:t>2. Kelas Model Reservasi (`entity/Reservasi.java`)</w:t>
+        </w:r>
+      </w:hyperlink>
     </w:p>
     <w:p>
       <w:pPr>
         <w:spacing w:before="160" w:after="80"/>
       </w:pPr>
-      <w:r>
-        <w:rPr>
-          <w:b/>
-          <w:u w:val="single"/>
-        </w:rPr>
-        <w:t>3. Kelas Implementasi Kamar DAO (`dao/KamarDAOImpl.java`)</w:t>
-      </w:r>
+      <w:hyperlink r:id="rId12" w:history="1">
+        <w:r>
+          <w:rPr>
+            <w:rStyle w:val="Hyperlink"/>
+            <w:b/>
+          </w:rPr>
+          <w:t>3. Kelas Implementasi Kamar DAO (`dao/KamarDAOImpl.java`)</w:t>
+        </w:r>
+      </w:hyperlink>
     </w:p>
     <w:p>
       <w:pPr>
@@ -5831,6 +5837,7 @@
   <w:style w:type="character" w:default="1" w:styleId="DefaultParagraphFont">
     <w:name w:val="Default Paragraph Font"/>
     <w:uiPriority w:val="1"/>
+    <w:semiHidden/>
     <w:unhideWhenUsed/>
   </w:style>
   <w:style w:type="table" w:default="1" w:styleId="TableNormal">
